--- a/1952.12/1952年12月，与杨步浩的谈话__LLM初注.docx
+++ b/1952.12/1952年12月，与杨步浩的谈话__LLM初注.docx
@@ -41,11 +41,20 @@
       <w:r>
         <w:rPr>
           <w:rStyle w:val="FootnoteReference"/>
-        </w:rPr>
+          <w:vertAlign w:val="superscript"/>
+        </w:rPr>
+        <w:t>[</w:t>
         <w:footnoteReference w:id="4"/>
-      </w:r>
-      <w:r>
-        <w:rPr/>
+        <w:t>]</w:t>
+      </w:r>
+      <w:r>
+        <w:rPr>
+          <w:rFonts w:hint="eastAsia" w:ascii="黑体" w:hAnsi="黑体" w:eastAsia="黑体" w:cs="黑体"/>
+          <w:sz w:val="44"/>
+          <w:szCs w:val="44"/>
+          <w:vertAlign w:val="baseline"/>
+          <w:lang w:val="en-US" w:eastAsia="zh-CN"/>
+        </w:rPr>
         <w:t xml:space="preserve">的谈话</w:t>
       </w:r>
       <w:bookmarkEnd w:id="0"/>
@@ -61,13 +70,16 @@
       </w:r>
       <w:r>
         <w:rPr>
+          <w:rStyle w:val="FootnoteReference"/>
           <w:rFonts w:hint="eastAsia" w:ascii="仿宋" w:hAnsi="仿宋" w:eastAsia="仿宋" w:cs="仿宋"/>
           <w:sz w:val="36"/>
           <w:szCs w:val="36"/>
           <w:vertAlign w:val="superscript"/>
           <w:lang w:val="en-US" w:eastAsia="zh-CN"/>
         </w:rPr>
+        <w:t>[</w:t>
         <w:footnoteReference w:id="0"/>
+        <w:t>]</w:t>
       </w:r>
       <w:r>
         <w:rPr>
@@ -204,11 +216,18 @@
       <w:r>
         <w:rPr>
           <w:rStyle w:val="FootnoteReference"/>
-        </w:rPr>
+          <w:vertAlign w:val="superscript"/>
+        </w:rPr>
+        <w:t>[</w:t>
         <w:footnoteReference w:id="5"/>
-      </w:r>
-      <w:r>
-        <w:rPr/>
+        <w:t>]</w:t>
+      </w:r>
+      <w:r>
+        <w:rPr>
+          <w:rFonts w:hint="eastAsia" w:ascii="仿宋" w:hAnsi="仿宋" w:eastAsia="仿宋"/>
+          <w:sz w:val="32"/>
+          <w:szCs w:val="32"/>
+        </w:rPr>
         <w:t xml:space="preserve">进占延安后破坏的情况，现在恢复得怎样？材料带来没有？”</w:t>
       </w:r>
     </w:p>

--- a/1952.12/1952年12月，与杨步浩的谈话__LLM初注.docx
+++ b/1952.12/1952年12月，与杨步浩的谈话__LLM初注.docx
@@ -43,9 +43,16 @@
           <w:rStyle w:val="FootnoteReference"/>
           <w:vertAlign w:val="superscript"/>
         </w:rPr>
-        <w:t>[</w:t>
+        <w:t>[1]</w:t>
+      </w:r>
+      <w:r>
+        <w:rPr>
+          <w:rStyle w:val="FootnoteReference"/>
+          <w:vertAlign w:val="superscript"/>
+          <w:vanish/>
+          <w:specVanish/>
+        </w:rPr>
         <w:footnoteReference w:id="4"/>
-        <w:t>]</w:t>
       </w:r>
       <w:r>
         <w:rPr>
@@ -60,36 +67,19 @@
       <w:bookmarkEnd w:id="0"/>
       <w:r>
         <w:rPr>
-          <w:rFonts w:hint="eastAsia" w:ascii="仿宋" w:hAnsi="仿宋" w:eastAsia="仿宋" w:cs="仿宋"/>
-          <w:sz w:val="36"/>
-          <w:szCs w:val="36"/>
+          <w:rStyle w:val="FootnoteReference"/>
           <w:vertAlign w:val="superscript"/>
-          <w:lang w:val="en-US" w:eastAsia="zh-CN"/>
-        </w:rPr>
-        <w:t>[</w:t>
+        </w:rPr>
+        <w:t>[2]</w:t>
       </w:r>
       <w:r>
         <w:rPr>
           <w:rStyle w:val="FootnoteReference"/>
-          <w:rFonts w:hint="eastAsia" w:ascii="仿宋" w:hAnsi="仿宋" w:eastAsia="仿宋" w:cs="仿宋"/>
-          <w:sz w:val="36"/>
-          <w:szCs w:val="36"/>
           <w:vertAlign w:val="superscript"/>
-          <w:lang w:val="en-US" w:eastAsia="zh-CN"/>
-        </w:rPr>
-        <w:t>[</w:t>
+          <w:vanish/>
+          <w:specVanish/>
+        </w:rPr>
         <w:footnoteReference w:id="0"/>
-        <w:t>]</w:t>
-      </w:r>
-      <w:r>
-        <w:rPr>
-          <w:rFonts w:hint="eastAsia" w:ascii="仿宋" w:hAnsi="仿宋" w:eastAsia="仿宋" w:cs="仿宋"/>
-          <w:sz w:val="36"/>
-          <w:szCs w:val="36"/>
-          <w:vertAlign w:val="superscript"/>
-          <w:lang w:val="en-US" w:eastAsia="zh-CN"/>
-        </w:rPr>
-        <w:t>]</w:t>
       </w:r>
     </w:p>
     <w:p>
@@ -218,9 +208,16 @@
           <w:rStyle w:val="FootnoteReference"/>
           <w:vertAlign w:val="superscript"/>
         </w:rPr>
-        <w:t>[</w:t>
+        <w:t>[3]</w:t>
+      </w:r>
+      <w:r>
+        <w:rPr>
+          <w:rStyle w:val="FootnoteReference"/>
+          <w:vertAlign w:val="superscript"/>
+          <w:vanish/>
+          <w:specVanish/>
+        </w:rPr>
         <w:footnoteReference w:id="5"/>
-        <w:t>]</w:t>
       </w:r>
       <w:r>
         <w:rPr>
@@ -551,33 +548,19 @@
       </w:pPr>
       <w:r>
         <w:rPr>
+          <w:rStyle w:val="FootnoteReference"/>
+        </w:rPr>
+        <w:t>[2]</w:t>
+      </w:r>
+      <w:r>
+        <w:rPr>
           <w:rFonts w:hint="eastAsia" w:asciiTheme="minorEastAsia" w:hAnsiTheme="minorEastAsia" w:cstheme="minorBidi"/>
           <w:kern w:val="2"/>
           <w:sz w:val="21"/>
           <w:szCs w:val="21"/>
           <w:lang w:val="en-US" w:eastAsia="zh-CN" w:bidi="ar-SA"/>
         </w:rPr>
-        <w:t>[</w:t>
-      </w:r>
-      <w:r>
-        <w:rPr>
-          <w:rFonts w:hint="eastAsia" w:asciiTheme="minorEastAsia" w:hAnsiTheme="minorEastAsia" w:cstheme="minorBidi"/>
-          <w:kern w:val="2"/>
-          <w:sz w:val="21"/>
-          <w:szCs w:val="21"/>
-          <w:lang w:val="en-US" w:eastAsia="zh-CN" w:bidi="ar-SA"/>
-        </w:rPr>
-        <w:footnoteRef/>
-      </w:r>
-      <w:r>
-        <w:rPr>
-          <w:rFonts w:hint="eastAsia" w:asciiTheme="minorEastAsia" w:hAnsiTheme="minorEastAsia" w:cstheme="minorBidi"/>
-          <w:kern w:val="2"/>
-          <w:sz w:val="21"/>
-          <w:szCs w:val="21"/>
-          <w:lang w:val="en-US" w:eastAsia="zh-CN" w:bidi="ar-SA"/>
-        </w:rPr>
-        <w:t>]关于本文的真实性及时间还存在争议，《毛泽东年谱》中并未记载。本文是根据东方直心同志编著的《毛泽东大传》（2021年终极版）第六卷，第2148页记载内容编辑而成。标题为编者所加。</w:t>
+        <w:t>关于本文的真实性及时间还存在争议，《毛泽东年谱》中并未记载。本文是根据东方直心同志编著的《毛泽东大传》（2021年终极版）第六卷，第2148页记载内容编辑而成。标题为编者所加。</w:t>
       </w:r>
     </w:p>
   </w:footnote>
@@ -594,15 +577,25 @@
       </w:pPr>
       <w:r>
         <w:rPr>
+          <w:rStyle w:val="FootnoteReference"/>
+        </w:rPr>
+        <w:t>[1]</w:t>
+      </w:r>
+      <w:r>
+        <w:rPr>
           <w:rFonts w:asciiTheme="minorEastAsia" w:hAnsiTheme="minorEastAsia" w:eastAsiaTheme="minorEastAsia" w:cstheme="minorBidi"/>
           <w:kern w:val="2"/>
           <w:sz w:val="21"/>
           <w:szCs w:val="21"/>
           <w:lang w:val="en-US" w:eastAsia="zh-CN" w:bidi="ar-SA"/>
         </w:rPr>
-        <w:footnoteRef/>
-      </w:r>
-      <w:r>
+        <w:t xml:space="preserve">杨步浩（1905—1977），陕西横山人，陕甘宁边区著名劳动英雄。1943年在边区大生产运动中被评为劳动模范，曾代毛泽东耕种，与毛泽东交谊甚厚。</w:t>
+      </w:r>
+    </w:p>
+  </w:footnote>
+  <w:footnote w:id="5">
+    <w:p>
+      <w:pPr>
         <w:rPr>
           <w:rFonts w:asciiTheme="minorEastAsia" w:hAnsiTheme="minorEastAsia" w:eastAsiaTheme="minorEastAsia" w:cstheme="minorBidi"/>
           <w:kern w:val="2"/>
@@ -610,30 +603,12 @@
           <w:szCs w:val="21"/>
           <w:lang w:val="en-US" w:eastAsia="zh-CN" w:bidi="ar-SA"/>
         </w:rPr>
-        <w:t xml:space="preserve">杨步浩（1905—1977），陕西横山人，陕甘宁边区著名劳动英雄。1943年在边区大生产运动中被评为劳动模范，曾代毛泽东耕种，与毛泽东交谊甚厚。</w:t>
-      </w:r>
-    </w:p>
-  </w:footnote>
-  <w:footnote w:id="5">
-    <w:p>
-      <w:pPr>
-        <w:rPr>
-          <w:rFonts w:asciiTheme="minorEastAsia" w:hAnsiTheme="minorEastAsia" w:eastAsiaTheme="minorEastAsia" w:cstheme="minorBidi"/>
-          <w:kern w:val="2"/>
-          <w:sz w:val="21"/>
-          <w:szCs w:val="21"/>
-          <w:lang w:val="en-US" w:eastAsia="zh-CN" w:bidi="ar-SA"/>
-        </w:rPr>
       </w:pPr>
       <w:r>
         <w:rPr>
-          <w:rFonts w:asciiTheme="minorEastAsia" w:hAnsiTheme="minorEastAsia" w:eastAsiaTheme="minorEastAsia" w:cstheme="minorBidi"/>
-          <w:kern w:val="2"/>
-          <w:sz w:val="21"/>
-          <w:szCs w:val="21"/>
-          <w:lang w:val="en-US" w:eastAsia="zh-CN" w:bidi="ar-SA"/>
-        </w:rPr>
-        <w:footnoteRef/>
+          <w:rStyle w:val="FootnoteReference"/>
+        </w:rPr>
+        <w:t>[3]</w:t>
       </w:r>
       <w:r>
         <w:rPr>
